--- a/data/templates/Motion_to_Withdraw.docx
+++ b/data/templates/Motion_to_Withdraw.docx
@@ -498,11 +498,6 @@
           <w:p>
             <w:r>
               <w:t>{{firm_phone}}</w:t>
-            </w:r>
-          </w:p>
-          <w:p>
-            <w:r>
-              <w:t>{{firm_fax}} Facsimile</w:t>
             </w:r>
           </w:p>
           <w:p/>

--- a/data/templates/Motion_to_Withdraw.docx
+++ b/data/templates/Motion_to_Withdraw.docx
@@ -549,7 +549,7 @@
               <w:t xml:space="preserve">          </w:t>
             </w:r>
             <w:r>
-              <w:t>#</w:t>
+              <w:t/>
             </w:r>
             <w:r>
               <w:t>{{attorney_bar}}</w:t>
